--- a/Projet/Presentation_Pharmacie.docx
+++ b/Projet/Presentation_Pharmacie.docx
@@ -1,6 +1,6 @@
 
 <file path=word/document.xml><?xml version="1.0" encoding="utf-8"?>
-<w:document xmlns:wpc="http://schemas.microsoft.com/office/word/2010/wordprocessingCanvas" xmlns:cx="http://schemas.microsoft.com/office/drawing/2014/chartex" xmlns:cx1="http://schemas.microsoft.com/office/drawing/2015/9/8/chartex" xmlns:cx2="http://schemas.microsoft.com/office/drawing/2015/10/21/chartex" xmlns:cx3="http://schemas.microsoft.com/office/drawing/2016/5/9/chartex" xmlns:cx4="http://schemas.microsoft.com/office/drawing/2016/5/10/chartex" xmlns:cx5="http://schemas.microsoft.com/office/drawing/2016/5/11/chartex" xmlns:cx6="http://schemas.microsoft.com/office/drawing/2016/5/12/chartex" xmlns:cx7="http://schemas.microsoft.com/office/drawing/2016/5/13/chartex" xmlns:cx8="http://schemas.microsoft.com/office/drawing/2016/5/14/chartex" xmlns:mc="http://schemas.openxmlformats.org/markup-compatibility/2006" xmlns:aink="http://schemas.microsoft.com/office/drawing/2016/ink" xmlns:am3d="http://schemas.microsoft.com/office/drawing/2017/model3d" xmlns:o="urn:schemas-microsoft-com:office:office" xmlns:oel="http://schemas.microsoft.com/office/2019/extlst" xmlns:r="http://schemas.openxmlformats.org/officeDocument/2006/relationships" xmlns:m="http://schemas.openxmlformats.org/officeDocument/2006/math" xmlns:v="urn:schemas-microsoft-com:vml" xmlns:wp14="http://schemas.microsoft.com/office/word/2010/wordprocessingDrawing" xmlns:wp="http://schemas.openxmlformats.org/drawingml/2006/wordprocessingDrawing" xmlns:w10="urn:schemas-microsoft-com:office:word" xmlns:w="http://schemas.openxmlformats.org/wordprocessingml/2006/main" xmlns:w14="http://schemas.microsoft.com/office/word/2010/wordml" xmlns:w15="http://schemas.microsoft.com/office/word/2012/wordml" xmlns:w16cex="http://schemas.microsoft.com/office/word/2018/wordml/cex" xmlns:w16cid="http://schemas.microsoft.com/office/word/2016/wordml/cid" xmlns:w16="http://schemas.microsoft.com/office/word/2018/wordml" xmlns:w16du="http://schemas.microsoft.com/office/word/2023/wordml/word16du" xmlns:w16sdtdh="http://schemas.microsoft.com/office/word/2020/wordml/sdtdatahash" xmlns:w16sdtfl="http://schemas.microsoft.com/office/word/2024/wordml/sdtformatlock" xmlns:w16se="http://schemas.microsoft.com/office/word/2015/wordml/symex" xmlns:wpg="http://schemas.microsoft.com/office/word/2010/wordprocessingGroup" xmlns:wpi="http://schemas.microsoft.com/office/word/2010/wordprocessingInk" xmlns:wne="http://schemas.microsoft.com/office/word/2006/wordml" xmlns:wps="http://schemas.microsoft.com/office/word/2010/wordprocessingShape" mc:Ignorable="w14 w15 w16se w16cid w16 w16cex w16sdtdh w16sdtfl w16du wp14">
+<w:document xmlns:wpc="http://schemas.microsoft.com/office/word/2010/wordprocessingCanvas" xmlns:cx="http://schemas.microsoft.com/office/drawing/2014/chartex" xmlns:cx1="http://schemas.microsoft.com/office/drawing/2015/9/8/chartex" xmlns:cx2="http://schemas.microsoft.com/office/drawing/2015/10/21/chartex" xmlns:cx3="http://schemas.microsoft.com/office/drawing/2016/5/9/chartex" xmlns:cx4="http://schemas.microsoft.com/office/drawing/2016/5/10/chartex" xmlns:cx5="http://schemas.microsoft.com/office/drawing/2016/5/11/chartex" xmlns:cx6="http://schemas.microsoft.com/office/drawing/2016/5/12/chartex" xmlns:cx7="http://schemas.microsoft.com/office/drawing/2016/5/13/chartex" xmlns:cx8="http://schemas.microsoft.com/office/drawing/2016/5/14/chartex" xmlns:mc="http://schemas.openxmlformats.org/markup-compatibility/2006" xmlns:aink="http://schemas.microsoft.com/office/drawing/2016/ink" xmlns:am3d="http://schemas.microsoft.com/office/drawing/2017/model3d" xmlns:o="urn:schemas-microsoft-com:office:office" xmlns:oel="http://schemas.microsoft.com/office/2019/extlst" xmlns:r="http://schemas.openxmlformats.org/officeDocument/2006/relationships" xmlns:m="http://schemas.openxmlformats.org/officeDocument/2006/math" xmlns:v="urn:schemas-microsoft-com:vml" xmlns:wp14="http://schemas.microsoft.com/office/word/2010/wordprocessingDrawing" xmlns:wp="http://schemas.openxmlformats.org/drawingml/2006/wordprocessingDrawing" xmlns:w10="urn:schemas-microsoft-com:office:word" xmlns:w="http://schemas.openxmlformats.org/wordprocessingml/2006/main" xmlns:w14="http://schemas.microsoft.com/office/word/2010/wordml" xmlns:w15="http://schemas.microsoft.com/office/word/2012/wordml" xmlns:w16cei="http://schemas.microsoft.com/office/word/2026/wordml/cei" xmlns:w16cex="http://schemas.microsoft.com/office/word/2018/wordml/cex" xmlns:w16cid="http://schemas.microsoft.com/office/word/2016/wordml/cid" xmlns:w16="http://schemas.microsoft.com/office/word/2018/wordml" xmlns:w16du="http://schemas.microsoft.com/office/word/2023/wordml/word16du" xmlns:w16sdtdh="http://schemas.microsoft.com/office/word/2020/wordml/sdtdatahash" xmlns:w16sdtfl="http://schemas.microsoft.com/office/word/2024/wordml/sdtformatlock" xmlns:w16se="http://schemas.microsoft.com/office/word/2015/wordml/symex" xmlns:wpg="http://schemas.microsoft.com/office/word/2010/wordprocessingGroup" xmlns:wpi="http://schemas.microsoft.com/office/word/2010/wordprocessingInk" xmlns:wne="http://schemas.microsoft.com/office/word/2006/wordml" xmlns:wps="http://schemas.microsoft.com/office/word/2010/wordprocessingShape" mc:Ignorable="w14 w15 w16se w16cid w16 w16cex w16sdtdh w16sdtfl w16du wp14">
   <w:body>
     <w:p>
       <w:pPr>
@@ -137,7 +137,125 @@
         <w:rPr>
           <w:rFonts w:ascii="Calibri" w:hAnsi="Calibri" w:cs="Calibri"/>
         </w:rPr>
-        <w:t>Dans un monde où la santé et la résistance physique de l’être humain dépendent fortement des médicaments et des produits pharmaceutiques, l’accès rapide à ces produits devient essentiel. Pourtant, il arrive souvent qu’un patient perde un temps précieux à rechercher un médicament disponible, temps qui peut parfois mettre sa vie en danger. C’est dans cette vision qu’est née l’idée de concevoir une plateforme web destinée à faciliter la recherche et l’obtention des produits pharmaceutiques, avec pour objectif de réduire le temps de recherche, garantir la disponibilité des médicaments et rapprocher les patients des pharmacies les plus proches, car en matière de santé, chaque minute compte.</w:t>
+        <w:t xml:space="preserve">Nous connaissons </w:t>
+      </w:r>
+      <w:r>
+        <w:rPr>
+          <w:rFonts w:ascii="Calibri" w:hAnsi="Calibri" w:cs="Calibri"/>
+        </w:rPr>
+        <w:t>ces moment</w:t>
+      </w:r>
+      <w:r>
+        <w:rPr>
+          <w:rFonts w:ascii="Calibri" w:hAnsi="Calibri" w:cs="Calibri"/>
+        </w:rPr>
+        <w:t xml:space="preserve"> de frustrations</w:t>
+      </w:r>
+      <w:r>
+        <w:rPr>
+          <w:rFonts w:ascii="Calibri" w:hAnsi="Calibri" w:cs="Calibri"/>
+        </w:rPr>
+        <w:t xml:space="preserve"> de perte énorme de temp </w:t>
+      </w:r>
+      <w:proofErr w:type="spellStart"/>
+      <w:r>
+        <w:rPr>
+          <w:rFonts w:ascii="Calibri" w:hAnsi="Calibri" w:cs="Calibri"/>
+        </w:rPr>
+        <w:t>d’energie</w:t>
+      </w:r>
+      <w:proofErr w:type="spellEnd"/>
+      <w:r>
+        <w:rPr>
+          <w:rFonts w:ascii="Calibri" w:hAnsi="Calibri" w:cs="Calibri"/>
+        </w:rPr>
+        <w:t xml:space="preserve"> et d’argent lor</w:t>
+      </w:r>
+      <w:r>
+        <w:rPr>
+          <w:rFonts w:ascii="Calibri" w:hAnsi="Calibri" w:cs="Calibri"/>
+        </w:rPr>
+        <w:t>s</w:t>
+      </w:r>
+      <w:r>
+        <w:rPr>
+          <w:rFonts w:ascii="Calibri" w:hAnsi="Calibri" w:cs="Calibri"/>
+        </w:rPr>
+        <w:t>qu’</w:t>
+      </w:r>
+      <w:r>
+        <w:rPr>
+          <w:rFonts w:ascii="Calibri" w:hAnsi="Calibri" w:cs="Calibri"/>
+        </w:rPr>
+        <w:t>après</w:t>
+      </w:r>
+      <w:r>
+        <w:rPr>
+          <w:rFonts w:ascii="Calibri" w:hAnsi="Calibri" w:cs="Calibri"/>
+        </w:rPr>
+        <w:t xml:space="preserve"> une prescription de médicaments </w:t>
+      </w:r>
+      <w:r>
+        <w:rPr>
+          <w:rFonts w:ascii="Calibri" w:hAnsi="Calibri" w:cs="Calibri"/>
+        </w:rPr>
+        <w:t>par le</w:t>
+      </w:r>
+      <w:r>
+        <w:rPr>
+          <w:rFonts w:ascii="Calibri" w:hAnsi="Calibri" w:cs="Calibri"/>
+        </w:rPr>
+        <w:t xml:space="preserve"> médecin et que le produit prescrit n’est pas dans les pauvre  pharmaci</w:t>
+      </w:r>
+      <w:r>
+        <w:rPr>
+          <w:rFonts w:ascii="Calibri" w:hAnsi="Calibri" w:cs="Calibri"/>
+        </w:rPr>
+        <w:t xml:space="preserve">e de nos pauvre hôpitaux et que nous </w:t>
+      </w:r>
+      <w:proofErr w:type="spellStart"/>
+      <w:r>
+        <w:rPr>
+          <w:rFonts w:ascii="Calibri" w:hAnsi="Calibri" w:cs="Calibri"/>
+        </w:rPr>
+        <w:t>somme</w:t>
+      </w:r>
+      <w:proofErr w:type="spellEnd"/>
+      <w:r>
+        <w:rPr>
+          <w:rFonts w:ascii="Calibri" w:hAnsi="Calibri" w:cs="Calibri"/>
+        </w:rPr>
+        <w:t xml:space="preserve"> obligé d’aller faire de l’exploration des pharmacie de parfois presque toute la ville pour retrouver</w:t>
+      </w:r>
+      <w:r>
+        <w:rPr>
+          <w:rFonts w:ascii="Calibri" w:hAnsi="Calibri" w:cs="Calibri"/>
+        </w:rPr>
+        <w:t xml:space="preserve"> </w:t>
+      </w:r>
+      <w:r>
+        <w:rPr>
+          <w:rFonts w:ascii="Calibri" w:hAnsi="Calibri" w:cs="Calibri"/>
+        </w:rPr>
+        <w:t>les produits prescrit d</w:t>
+      </w:r>
+      <w:r>
+        <w:rPr>
+          <w:rFonts w:ascii="Calibri" w:hAnsi="Calibri" w:cs="Calibri"/>
+        </w:rPr>
+        <w:t xml:space="preserve">ans </w:t>
+      </w:r>
+      <w:r>
+        <w:rPr>
+          <w:rFonts w:ascii="Calibri" w:hAnsi="Calibri" w:cs="Calibri"/>
+        </w:rPr>
+        <w:t>ce</w:t>
+      </w:r>
+      <w:r>
+        <w:rPr>
+          <w:rFonts w:ascii="Calibri" w:hAnsi="Calibri" w:cs="Calibri"/>
+        </w:rPr>
+        <w:t xml:space="preserve"> monde où la santé et la résistance physique de l’être humain dépendent fortement des médicaments et des produits pharmaceutiques, l’accès rapide à ces produits devient essentiel. Pourtant, il arrive souvent qu’un patient perde un temps précieux à rechercher un médicament disponible, temps qui peut parfois mettre sa vie en danger. C’est dans cette vision qu’est née l’idée de concevoir une plateforme web destinée à faciliter la recherche et l’obtention des produits pharmaceutiques, avec pour objectif de réduire le temps de recherche, garantir la disponibilité des médicaments et rapprocher les patients des pharmacies les plus proches, car en matière de santé, chaque minute compte.</w:t>
       </w:r>
     </w:p>
     <w:p>
@@ -240,7 +358,6 @@
           <w:ilvl w:val="0"/>
           <w:numId w:val="2"/>
         </w:numPr>
-        <w:spacing w:after="200"/>
         <w:rPr>
           <w:rFonts w:ascii="Calibri" w:hAnsi="Calibri" w:cs="Calibri"/>
         </w:rPr>
@@ -258,6 +375,66 @@
           <w:rFonts w:ascii="Calibri" w:hAnsi="Calibri" w:cs="Calibri"/>
         </w:rPr>
         <w:t>Garantir la disponibilité des produits avant le déplacement du client</w:t>
+      </w:r>
+      <w:r>
+        <w:rPr>
+          <w:rFonts w:ascii="Calibri" w:hAnsi="Calibri" w:cs="Calibri"/>
+        </w:rPr>
+        <w:t xml:space="preserve"> </w:t>
+      </w:r>
+    </w:p>
+    <w:p>
+      <w:pPr>
+        <w:pStyle w:val="Paragraphedeliste"/>
+        <w:numPr>
+          <w:ilvl w:val="0"/>
+          <w:numId w:val="2"/>
+        </w:numPr>
+        <w:rPr>
+          <w:rFonts w:ascii="Calibri" w:hAnsi="Calibri" w:cs="Calibri"/>
+        </w:rPr>
+      </w:pPr>
+      <w:r>
+        <w:rPr>
+          <w:rFonts w:ascii="Calibri" w:hAnsi="Calibri" w:cs="Calibri"/>
+          <w:b/>
+          <w:bCs/>
+        </w:rPr>
+        <w:t>Garantir l’</w:t>
+      </w:r>
+      <w:r>
+        <w:rPr>
+          <w:rFonts w:ascii="Calibri" w:hAnsi="Calibri" w:cs="Calibri"/>
+          <w:b/>
+          <w:bCs/>
+        </w:rPr>
+        <w:t>obtention</w:t>
+      </w:r>
+      <w:r>
+        <w:rPr>
+          <w:rFonts w:ascii="Calibri" w:hAnsi="Calibri" w:cs="Calibri"/>
+          <w:b/>
+          <w:bCs/>
+        </w:rPr>
+        <w:t xml:space="preserve"> : </w:t>
+      </w:r>
+      <w:r>
+        <w:rPr>
+          <w:rFonts w:ascii="Calibri" w:hAnsi="Calibri" w:cs="Calibri"/>
+        </w:rPr>
+        <w:t>grâce</w:t>
+      </w:r>
+      <w:r>
+        <w:rPr>
+          <w:rFonts w:ascii="Calibri" w:hAnsi="Calibri" w:cs="Calibri"/>
+        </w:rPr>
+        <w:t xml:space="preserve"> a une </w:t>
+      </w:r>
+      <w:r>
+        <w:rPr>
+          <w:rFonts w:ascii="Calibri" w:hAnsi="Calibri" w:cs="Calibri"/>
+        </w:rPr>
+        <w:t>réservation</w:t>
       </w:r>
     </w:p>
     <w:p>
@@ -320,27 +497,16 @@
           <w:rFonts w:ascii="Calibri" w:hAnsi="Calibri" w:cs="Calibri"/>
           <w:color w:val="auto"/>
         </w:rPr>
-        <w:t>Pour le Client / Utilisateur</w:t>
-      </w:r>
-    </w:p>
-    <w:p>
-      <w:pPr>
-        <w:rPr>
-          <w:rFonts w:ascii="Calibri" w:hAnsi="Calibri" w:cs="Calibri"/>
-        </w:rPr>
-      </w:pPr>
-      <w:r>
-        <w:rPr>
-          <w:rFonts w:ascii="Calibri" w:hAnsi="Calibri" w:cs="Calibri"/>
-        </w:rPr>
-        <w:t xml:space="preserve">  </w:t>
-      </w:r>
-      <w:r>
-        <w:rPr>
-          <w:rFonts w:ascii="Calibri" w:hAnsi="Calibri" w:cs="Calibri"/>
-        </w:rPr>
-        <w:t xml:space="preserve">    </w:t>
-      </w:r>
+        <w:t xml:space="preserve">Pour le public </w:t>
+      </w:r>
+    </w:p>
+    <w:p>
+      <w:pPr>
+        <w:ind w:left="360"/>
+        <w:rPr>
+          <w:rFonts w:ascii="Calibri" w:hAnsi="Calibri" w:cs="Calibri"/>
+        </w:rPr>
+      </w:pPr>
       <w:r>
         <w:rPr>
           <w:rFonts w:ascii="Calibri" w:hAnsi="Calibri" w:cs="Calibri"/>
@@ -353,33 +519,16 @@
         <w:rPr>
           <w:rFonts w:ascii="Calibri" w:hAnsi="Calibri" w:cs="Calibri"/>
         </w:rPr>
-        <w:t xml:space="preserve"> </w:t>
-      </w:r>
-      <w:r>
-        <w:rPr>
-          <w:rFonts w:ascii="Calibri" w:hAnsi="Calibri" w:cs="Calibri"/>
-        </w:rPr>
-        <w:t xml:space="preserve"> </w:t>
-      </w:r>
-      <w:r>
-        <w:rPr>
-          <w:rFonts w:ascii="Calibri" w:hAnsi="Calibri" w:cs="Calibri"/>
-        </w:rPr>
-        <w:t>Tri des pharmacies, qu’elles soient de garde ou non, selon la localité, la ville, la préfecture, la commune ou le village.</w:t>
-      </w:r>
-      <w:r>
-        <w:rPr>
-          <w:rFonts w:ascii="Calibri" w:hAnsi="Calibri" w:cs="Calibri"/>
-        </w:rPr>
-        <w:br/>
-        <w:t xml:space="preserve">     </w:t>
-      </w:r>
-      <w:r>
-        <w:rPr>
-          <w:rFonts w:ascii="Calibri" w:hAnsi="Calibri" w:cs="Calibri"/>
-        </w:rPr>
-        <w:t xml:space="preserve"> </w:t>
-      </w:r>
+        <w:t xml:space="preserve">  Tri des pharmacies, qu’elles soient de garde ou non, selon la localité, la ville, la préfecture, la commune ou le village.</w:t>
+      </w:r>
+    </w:p>
+    <w:p>
+      <w:pPr>
+        <w:ind w:left="360"/>
+        <w:rPr>
+          <w:rFonts w:ascii="Calibri" w:hAnsi="Calibri" w:cs="Calibri"/>
+        </w:rPr>
+      </w:pPr>
       <w:r>
         <w:rPr>
           <w:rFonts w:ascii="Calibri" w:hAnsi="Calibri" w:cs="Calibri"/>
@@ -392,39 +541,16 @@
         <w:rPr>
           <w:rFonts w:ascii="Calibri" w:hAnsi="Calibri" w:cs="Calibri"/>
         </w:rPr>
-        <w:t xml:space="preserve">   </w:t>
-      </w:r>
-      <w:r>
-        <w:rPr>
-          <w:rFonts w:ascii="Calibri" w:hAnsi="Calibri" w:cs="Calibri"/>
-        </w:rPr>
-        <w:t>Indication dynamique du statut de la pharmacie (Ouverte / De garde / Fermée) selon l'heure de la recherche</w:t>
-      </w:r>
-    </w:p>
-    <w:p>
-      <w:pPr>
-        <w:rPr>
-          <w:rFonts w:ascii="Calibri" w:hAnsi="Calibri" w:cs="Calibri"/>
-        </w:rPr>
-      </w:pPr>
-      <w:r>
-        <w:rPr>
-          <w:rFonts w:ascii="Calibri" w:hAnsi="Calibri" w:cs="Calibri"/>
-        </w:rPr>
-        <w:t xml:space="preserve">  </w:t>
-      </w:r>
-      <w:r>
-        <w:rPr>
-          <w:rFonts w:ascii="Calibri" w:hAnsi="Calibri" w:cs="Calibri"/>
-        </w:rPr>
-        <w:t xml:space="preserve">  </w:t>
-      </w:r>
-      <w:r>
-        <w:rPr>
-          <w:rFonts w:ascii="Calibri" w:hAnsi="Calibri" w:cs="Calibri"/>
-        </w:rPr>
-        <w:t xml:space="preserve">  </w:t>
-      </w:r>
+        <w:t xml:space="preserve">   Indication dynamique du statut de la pharmacie (Ouverte / De garde / Fermée) selon l'heure de la recherche</w:t>
+      </w:r>
+    </w:p>
+    <w:p>
+      <w:pPr>
+        <w:ind w:left="360"/>
+        <w:rPr>
+          <w:rFonts w:ascii="Calibri" w:hAnsi="Calibri" w:cs="Calibri"/>
+        </w:rPr>
+      </w:pPr>
       <w:r>
         <w:rPr>
           <w:rFonts w:ascii="Calibri" w:hAnsi="Calibri" w:cs="Calibri"/>
@@ -437,25 +563,114 @@
         <w:rPr>
           <w:rFonts w:ascii="Calibri" w:hAnsi="Calibri" w:cs="Calibri"/>
         </w:rPr>
-        <w:t xml:space="preserve">   </w:t>
-      </w:r>
-      <w:r>
-        <w:rPr>
-          <w:rFonts w:ascii="Calibri" w:hAnsi="Calibri" w:cs="Calibri"/>
-        </w:rPr>
-        <w:t>Recherche de produits en fonction de la position géographique</w:t>
-      </w:r>
-      <w:r>
-        <w:rPr>
-          <w:rFonts w:ascii="Calibri" w:hAnsi="Calibri" w:cs="Calibri"/>
-        </w:rPr>
-        <w:t xml:space="preserve"> et</w:t>
-      </w:r>
-      <w:r>
-        <w:rPr>
-          <w:rFonts w:ascii="Calibri" w:hAnsi="Calibri" w:cs="Calibri"/>
-        </w:rPr>
-        <w:t xml:space="preserve"> de l’utilisateur ainsi que du moment de la recherche (pharmacie de garde ou non).</w:t>
+        <w:t xml:space="preserve">   Recherche de produits en fonction de la position géographique et de l’utilisateur ainsi que du moment de la recherche (pharmacie de garde ou non).</w:t>
+      </w:r>
+    </w:p>
+    <w:p>
+      <w:pPr>
+        <w:ind w:left="360"/>
+        <w:rPr>
+          <w:rFonts w:ascii="Calibri" w:hAnsi="Calibri" w:cs="Calibri"/>
+        </w:rPr>
+      </w:pPr>
+      <w:r>
+        <w:rPr>
+          <w:rFonts w:ascii="Calibri" w:hAnsi="Calibri" w:cs="Calibri"/>
+          <w:b/>
+          <w:bCs/>
+        </w:rPr>
+        <w:lastRenderedPageBreak/>
+        <w:t>-</w:t>
+      </w:r>
+      <w:r>
+        <w:rPr>
+          <w:rFonts w:ascii="Calibri" w:hAnsi="Calibri" w:cs="Calibri"/>
+        </w:rPr>
+        <w:t xml:space="preserve">   Localisation de la pharmacie la plus proche disposant du médicament recherché, avec indication de son statut (de garde ou non), notamment en période nocturne.</w:t>
+      </w:r>
+    </w:p>
+    <w:p>
+      <w:pPr>
+        <w:rPr>
+          <w:rFonts w:ascii="Calibri" w:hAnsi="Calibri" w:cs="Calibri"/>
+        </w:rPr>
+      </w:pPr>
+      <w:r>
+        <w:t xml:space="preserve">     </w:t>
+      </w:r>
+      <w:r>
+        <w:t xml:space="preserve">-   </w:t>
+      </w:r>
+      <w:r>
+        <w:rPr>
+          <w:rFonts w:ascii="Calibri" w:hAnsi="Calibri" w:cs="Calibri"/>
+        </w:rPr>
+        <w:t>Recherche de pharmacies en fonction de la quantité de médicaments souhaitée et de leur disponibilité (y compris la disponibilité de garde) ;</w:t>
+      </w:r>
+    </w:p>
+    <w:p>
+      <w:pPr>
+        <w:pStyle w:val="Titre3"/>
+        <w:numPr>
+          <w:ilvl w:val="0"/>
+          <w:numId w:val="6"/>
+        </w:numPr>
+        <w:rPr>
+          <w:rFonts w:ascii="Calibri" w:hAnsi="Calibri" w:cs="Calibri"/>
+          <w:color w:val="auto"/>
+        </w:rPr>
+      </w:pPr>
+      <w:r>
+        <w:rPr>
+          <w:rFonts w:ascii="Calibri" w:hAnsi="Calibri" w:cs="Calibri"/>
+          <w:color w:val="auto"/>
+        </w:rPr>
+        <w:t>Pour le Client / Utilisateur</w:t>
+      </w:r>
+    </w:p>
+    <w:p>
+      <w:pPr>
+        <w:rPr>
+          <w:rFonts w:ascii="Calibri" w:hAnsi="Calibri" w:cs="Calibri"/>
+        </w:rPr>
+      </w:pPr>
+      <w:r>
+        <w:rPr>
+          <w:rFonts w:ascii="Calibri" w:hAnsi="Calibri" w:cs="Calibri"/>
+        </w:rPr>
+        <w:t xml:space="preserve">  </w:t>
+      </w:r>
+      <w:r>
+        <w:rPr>
+          <w:rFonts w:ascii="Calibri" w:hAnsi="Calibri" w:cs="Calibri"/>
+        </w:rPr>
+        <w:t xml:space="preserve">    </w:t>
+      </w:r>
+      <w:r>
+        <w:rPr>
+          <w:rFonts w:ascii="Calibri" w:hAnsi="Calibri" w:cs="Calibri"/>
+          <w:b/>
+          <w:bCs/>
+        </w:rPr>
+        <w:t>-</w:t>
+      </w:r>
+      <w:r>
+        <w:rPr>
+          <w:rFonts w:ascii="Calibri" w:hAnsi="Calibri" w:cs="Calibri"/>
+        </w:rPr>
+        <w:t xml:space="preserve"> </w:t>
+      </w:r>
+      <w:r>
+        <w:rPr>
+          <w:rFonts w:ascii="Calibri" w:hAnsi="Calibri" w:cs="Calibri"/>
+        </w:rPr>
+        <w:t xml:space="preserve"> </w:t>
+      </w:r>
+      <w:r>
+        <w:rPr>
+          <w:rFonts w:ascii="Calibri" w:hAnsi="Calibri" w:cs="Calibri"/>
+        </w:rPr>
+        <w:t>Tri des pharmacies, qu’elles soient de garde ou non, selon la localité, la ville, la préfecture, la commune ou le village.</w:t>
       </w:r>
       <w:r>
         <w:rPr>
@@ -482,20 +697,32 @@
         <w:rPr>
           <w:rFonts w:ascii="Calibri" w:hAnsi="Calibri" w:cs="Calibri"/>
         </w:rPr>
-        <w:t>Localisation de la pharmacie la plus proche disposant du médicament recherché, avec indication de son statut (de garde ou non), notamment en période nocturne.</w:t>
-      </w:r>
-    </w:p>
-    <w:p>
-      <w:pPr>
-        <w:rPr>
-          <w:rFonts w:ascii="Calibri" w:hAnsi="Calibri" w:cs="Calibri"/>
-        </w:rPr>
-      </w:pPr>
-      <w:r>
-        <w:rPr>
-          <w:rFonts w:ascii="Calibri" w:hAnsi="Calibri" w:cs="Calibri"/>
-        </w:rPr>
-        <w:t xml:space="preserve">      </w:t>
+        <w:t>Indication dynamique du statut de la pharmacie (Ouverte / De garde / Fermée) selon l'heure de la recherche</w:t>
+      </w:r>
+    </w:p>
+    <w:p>
+      <w:pPr>
+        <w:rPr>
+          <w:rFonts w:ascii="Calibri" w:hAnsi="Calibri" w:cs="Calibri"/>
+        </w:rPr>
+      </w:pPr>
+      <w:r>
+        <w:rPr>
+          <w:rFonts w:ascii="Calibri" w:hAnsi="Calibri" w:cs="Calibri"/>
+        </w:rPr>
+        <w:t xml:space="preserve">  </w:t>
+      </w:r>
+      <w:r>
+        <w:rPr>
+          <w:rFonts w:ascii="Calibri" w:hAnsi="Calibri" w:cs="Calibri"/>
+        </w:rPr>
+        <w:t xml:space="preserve">  </w:t>
+      </w:r>
+      <w:r>
+        <w:rPr>
+          <w:rFonts w:ascii="Calibri" w:hAnsi="Calibri" w:cs="Calibri"/>
+        </w:rPr>
+        <w:t xml:space="preserve">  </w:t>
       </w:r>
       <w:r>
         <w:rPr>
@@ -515,20 +742,25 @@
         <w:rPr>
           <w:rFonts w:ascii="Calibri" w:hAnsi="Calibri" w:cs="Calibri"/>
         </w:rPr>
-        <w:t>Recherche de pharmacies en fonction de la quantité de médicaments souhaitée et de leur disponibilité (y compris la disponibilité de garde).</w:t>
-      </w:r>
-    </w:p>
-    <w:p>
-      <w:pPr>
-        <w:rPr>
-          <w:rFonts w:ascii="Calibri" w:hAnsi="Calibri" w:cs="Calibri"/>
-        </w:rPr>
-      </w:pPr>
-      <w:r>
-        <w:rPr>
-          <w:rFonts w:ascii="Calibri" w:hAnsi="Calibri" w:cs="Calibri"/>
-        </w:rPr>
-        <w:lastRenderedPageBreak/>
+        <w:t>Recherche de produits en fonction de la position géographique</w:t>
+      </w:r>
+      <w:r>
+        <w:rPr>
+          <w:rFonts w:ascii="Calibri" w:hAnsi="Calibri" w:cs="Calibri"/>
+        </w:rPr>
+        <w:t xml:space="preserve"> et</w:t>
+      </w:r>
+      <w:r>
+        <w:rPr>
+          <w:rFonts w:ascii="Calibri" w:hAnsi="Calibri" w:cs="Calibri"/>
+        </w:rPr>
+        <w:t xml:space="preserve"> de l’utilisateur ainsi que du moment de la recherche (pharmacie de garde ou non).</w:t>
+      </w:r>
+      <w:r>
+        <w:rPr>
+          <w:rFonts w:ascii="Calibri" w:hAnsi="Calibri" w:cs="Calibri"/>
+        </w:rPr>
+        <w:br/>
         <w:t xml:space="preserve">      </w:t>
       </w:r>
       <w:r>
@@ -549,7 +781,279 @@
         <w:rPr>
           <w:rFonts w:ascii="Calibri" w:hAnsi="Calibri" w:cs="Calibri"/>
         </w:rPr>
+        <w:t>Localisation de la pharmacie la plus proche disposant du médicament recherché, avec indication de son statut (de garde ou non), notamment en période nocturne.</w:t>
+      </w:r>
+    </w:p>
+    <w:p>
+      <w:pPr>
+        <w:rPr>
+          <w:rFonts w:ascii="Calibri" w:hAnsi="Calibri" w:cs="Calibri"/>
+        </w:rPr>
+      </w:pPr>
+      <w:r>
+        <w:rPr>
+          <w:rFonts w:ascii="Calibri" w:hAnsi="Calibri" w:cs="Calibri"/>
+        </w:rPr>
+        <w:t xml:space="preserve">      </w:t>
+      </w:r>
+      <w:r>
+        <w:rPr>
+          <w:rFonts w:ascii="Calibri" w:hAnsi="Calibri" w:cs="Calibri"/>
+          <w:b/>
+          <w:bCs/>
+        </w:rPr>
+        <w:t>-</w:t>
+      </w:r>
+      <w:r>
+        <w:rPr>
+          <w:rFonts w:ascii="Calibri" w:hAnsi="Calibri" w:cs="Calibri"/>
+        </w:rPr>
+        <w:t xml:space="preserve">   </w:t>
+      </w:r>
+      <w:r>
+        <w:rPr>
+          <w:rFonts w:ascii="Calibri" w:hAnsi="Calibri" w:cs="Calibri"/>
+        </w:rPr>
+        <w:t>Recherche de pharmacies en fonction de la quantité de médicaments souhaitée et de leur disponibilité (y compris la disponibilité de garde)</w:t>
+      </w:r>
+      <w:r>
+        <w:rPr>
+          <w:rFonts w:ascii="Calibri" w:hAnsi="Calibri" w:cs="Calibri"/>
+        </w:rPr>
+        <w:t> ;</w:t>
+      </w:r>
+    </w:p>
+    <w:p>
+      <w:pPr>
+        <w:rPr>
+          <w:rFonts w:ascii="Calibri" w:hAnsi="Calibri" w:cs="Calibri"/>
+        </w:rPr>
+      </w:pPr>
+      <w:r>
+        <w:rPr>
+          <w:rFonts w:ascii="Calibri" w:hAnsi="Calibri" w:cs="Calibri"/>
+        </w:rPr>
+        <w:t xml:space="preserve">      </w:t>
+      </w:r>
+      <w:r>
+        <w:rPr>
+          <w:rFonts w:ascii="Calibri" w:hAnsi="Calibri" w:cs="Calibri"/>
+          <w:b/>
+          <w:bCs/>
+        </w:rPr>
+        <w:t>-</w:t>
+      </w:r>
+      <w:r>
+        <w:rPr>
+          <w:rFonts w:ascii="Calibri" w:hAnsi="Calibri" w:cs="Calibri"/>
+        </w:rPr>
+        <w:t xml:space="preserve">   </w:t>
+      </w:r>
+      <w:r>
+        <w:rPr>
+          <w:rFonts w:ascii="Calibri" w:hAnsi="Calibri" w:cs="Calibri"/>
+        </w:rPr>
         <w:t>Possibilité d’effectuer une réservation, avec option de blocage temporaire du produit pendant quelques heures, sans paiement immédiat.</w:t>
+      </w:r>
+    </w:p>
+    <w:p>
+      <w:pPr>
+        <w:rPr>
+          <w:rFonts w:ascii="Calibri" w:hAnsi="Calibri" w:cs="Calibri"/>
+        </w:rPr>
+      </w:pPr>
+      <w:r>
+        <w:rPr>
+          <w:rFonts w:ascii="Calibri" w:hAnsi="Calibri" w:cs="Calibri"/>
+        </w:rPr>
+        <w:t xml:space="preserve">- </w:t>
+      </w:r>
+      <w:r>
+        <w:rPr>
+          <w:rFonts w:ascii="Calibri" w:hAnsi="Calibri" w:cs="Calibri"/>
+        </w:rPr>
+        <w:t>possibilité</w:t>
+      </w:r>
+      <w:r>
+        <w:rPr>
+          <w:rFonts w:ascii="Calibri" w:hAnsi="Calibri" w:cs="Calibri"/>
+        </w:rPr>
+        <w:t xml:space="preserve"> d’annuler une </w:t>
+      </w:r>
+      <w:r>
+        <w:rPr>
+          <w:rFonts w:ascii="Calibri" w:hAnsi="Calibri" w:cs="Calibri"/>
+        </w:rPr>
+        <w:t>réservation</w:t>
+      </w:r>
+      <w:r>
+        <w:rPr>
+          <w:rFonts w:ascii="Calibri" w:hAnsi="Calibri" w:cs="Calibri"/>
+        </w:rPr>
+        <w:t xml:space="preserve"> si </w:t>
+      </w:r>
+      <w:r>
+        <w:rPr>
+          <w:rFonts w:ascii="Calibri" w:hAnsi="Calibri" w:cs="Calibri"/>
+        </w:rPr>
+        <w:t xml:space="preserve">choix mal fait </w:t>
+      </w:r>
+      <w:r>
+        <w:rPr>
+          <w:rFonts w:ascii="Calibri" w:hAnsi="Calibri" w:cs="Calibri"/>
+        </w:rPr>
+        <w:t xml:space="preserve"> </w:t>
+      </w:r>
+    </w:p>
+    <w:p>
+      <w:pPr>
+        <w:rPr>
+          <w:rFonts w:ascii="Calibri" w:hAnsi="Calibri" w:cs="Calibri"/>
+        </w:rPr>
+      </w:pPr>
+      <w:r>
+        <w:rPr>
+          <w:rFonts w:ascii="Calibri" w:hAnsi="Calibri" w:cs="Calibri"/>
+        </w:rPr>
+        <w:t xml:space="preserve">- possibilité de renouveler une </w:t>
+      </w:r>
+      <w:r>
+        <w:rPr>
+          <w:rFonts w:ascii="Calibri" w:hAnsi="Calibri" w:cs="Calibri"/>
+        </w:rPr>
+        <w:t>réservation</w:t>
+      </w:r>
+      <w:r>
+        <w:rPr>
+          <w:rFonts w:ascii="Calibri" w:hAnsi="Calibri" w:cs="Calibri"/>
+        </w:rPr>
+        <w:t xml:space="preserve"> </w:t>
+      </w:r>
+      <w:r>
+        <w:rPr>
+          <w:rFonts w:ascii="Calibri" w:hAnsi="Calibri" w:cs="Calibri"/>
+        </w:rPr>
+        <w:t xml:space="preserve">si </w:t>
+      </w:r>
+      <w:r>
+        <w:rPr>
+          <w:rFonts w:ascii="Calibri" w:hAnsi="Calibri" w:cs="Calibri"/>
+        </w:rPr>
+        <w:t>le délai</w:t>
+      </w:r>
+      <w:r>
+        <w:rPr>
+          <w:rFonts w:ascii="Calibri" w:hAnsi="Calibri" w:cs="Calibri"/>
+        </w:rPr>
+        <w:t xml:space="preserve"> de renouvellement est encore valide </w:t>
+      </w:r>
+      <w:r>
+        <w:rPr>
+          <w:rFonts w:ascii="Calibri" w:hAnsi="Calibri" w:cs="Calibri"/>
+        </w:rPr>
+        <w:t xml:space="preserve">avec pour conditions le fait que les produit </w:t>
+      </w:r>
+      <w:r>
+        <w:rPr>
+          <w:rFonts w:ascii="Calibri" w:hAnsi="Calibri" w:cs="Calibri"/>
+        </w:rPr>
+        <w:t xml:space="preserve">autrefois </w:t>
+      </w:r>
+      <w:r>
+        <w:rPr>
+          <w:rFonts w:ascii="Calibri" w:hAnsi="Calibri" w:cs="Calibri"/>
+        </w:rPr>
+        <w:t>réserver</w:t>
+      </w:r>
+      <w:r>
+        <w:rPr>
+          <w:rFonts w:ascii="Calibri" w:hAnsi="Calibri" w:cs="Calibri"/>
+        </w:rPr>
+        <w:t xml:space="preserve"> soit disponible</w:t>
+      </w:r>
+      <w:r>
+        <w:rPr>
+          <w:rFonts w:ascii="Calibri" w:hAnsi="Calibri" w:cs="Calibri"/>
+        </w:rPr>
+        <w:t xml:space="preserve"> en quantité suffisante </w:t>
+      </w:r>
+    </w:p>
+    <w:p>
+      <w:pPr>
+        <w:rPr>
+          <w:rFonts w:ascii="Calibri" w:hAnsi="Calibri" w:cs="Calibri"/>
+        </w:rPr>
+      </w:pPr>
+      <w:r>
+        <w:rPr>
+          <w:rFonts w:ascii="Calibri" w:hAnsi="Calibri" w:cs="Calibri"/>
+        </w:rPr>
+        <w:t xml:space="preserve">- recommandations de pharmacies en fonction de la popularité et de la disponibilité importante </w:t>
+      </w:r>
+      <w:r>
+        <w:rPr>
+          <w:rFonts w:ascii="Calibri" w:hAnsi="Calibri" w:cs="Calibri"/>
+        </w:rPr>
+        <w:t>des médicaments</w:t>
+      </w:r>
+      <w:r>
+        <w:rPr>
+          <w:rFonts w:ascii="Calibri" w:hAnsi="Calibri" w:cs="Calibri"/>
+        </w:rPr>
+        <w:t xml:space="preserve"> souvent recherché dans une pharmacie </w:t>
+      </w:r>
+    </w:p>
+    <w:p>
+      <w:pPr>
+        <w:rPr>
+          <w:rFonts w:ascii="Calibri" w:hAnsi="Calibri" w:cs="Calibri"/>
+        </w:rPr>
+      </w:pPr>
+      <w:r>
+        <w:rPr>
+          <w:rFonts w:ascii="Calibri" w:hAnsi="Calibri" w:cs="Calibri"/>
+        </w:rPr>
+        <w:t xml:space="preserve">- possibilité de noté et de donner un avis sur </w:t>
+      </w:r>
+      <w:r>
+        <w:rPr>
+          <w:rFonts w:ascii="Calibri" w:hAnsi="Calibri" w:cs="Calibri"/>
+        </w:rPr>
+        <w:t>une pharmacie</w:t>
+      </w:r>
+      <w:r>
+        <w:rPr>
+          <w:rFonts w:ascii="Calibri" w:hAnsi="Calibri" w:cs="Calibri"/>
+        </w:rPr>
+        <w:t xml:space="preserve"> </w:t>
+      </w:r>
+      <w:proofErr w:type="spellStart"/>
+      <w:r>
+        <w:rPr>
+          <w:rFonts w:ascii="Calibri" w:hAnsi="Calibri" w:cs="Calibri"/>
+        </w:rPr>
+        <w:t>apres</w:t>
+      </w:r>
+      <w:proofErr w:type="spellEnd"/>
+      <w:r>
+        <w:rPr>
+          <w:rFonts w:ascii="Calibri" w:hAnsi="Calibri" w:cs="Calibri"/>
+        </w:rPr>
+        <w:t xml:space="preserve"> au moins une </w:t>
+      </w:r>
+      <w:proofErr w:type="spellStart"/>
+      <w:r>
+        <w:rPr>
+          <w:rFonts w:ascii="Calibri" w:hAnsi="Calibri" w:cs="Calibri"/>
+        </w:rPr>
+        <w:t>reservation</w:t>
+      </w:r>
+      <w:proofErr w:type="spellEnd"/>
+      <w:r>
+        <w:rPr>
+          <w:rFonts w:ascii="Calibri" w:hAnsi="Calibri" w:cs="Calibri"/>
+        </w:rPr>
+        <w:t xml:space="preserve"> confirmer</w:t>
       </w:r>
     </w:p>
     <w:p>
@@ -807,13 +1311,14 @@
         <w:rPr>
           <w:rFonts w:ascii="Calibri" w:hAnsi="Calibri" w:cs="Calibri"/>
         </w:rPr>
-        <w:t xml:space="preserve">lle permet également aux pharmaciens d’améliorer la gestion de leurs stocks et de réduire les déplacements et attentes </w:t>
-      </w:r>
-      <w:r>
-        <w:rPr>
-          <w:rFonts w:ascii="Calibri" w:hAnsi="Calibri" w:cs="Calibri"/>
-        </w:rPr>
-        <w:t>inutiles</w:t>
+        <w:t xml:space="preserve">lle permet également aux pharmaciens d’améliorer la </w:t>
+      </w:r>
+      <w:r>
+        <w:rPr>
+          <w:rFonts w:ascii="Calibri" w:hAnsi="Calibri" w:cs="Calibri"/>
+        </w:rPr>
+        <w:lastRenderedPageBreak/>
+        <w:t>gestion de leurs stocks et de réduire les déplacements et attentes inutiles</w:t>
       </w:r>
       <w:r>
         <w:rPr>
@@ -840,7 +1345,7 @@
 </file>
 
 <file path=word/endnotes.xml><?xml version="1.0" encoding="utf-8"?>
-<w:endnotes xmlns:wpc="http://schemas.microsoft.com/office/word/2010/wordprocessingCanvas" xmlns:cx="http://schemas.microsoft.com/office/drawing/2014/chartex" xmlns:cx1="http://schemas.microsoft.com/office/drawing/2015/9/8/chartex" xmlns:cx2="http://schemas.microsoft.com/office/drawing/2015/10/21/chartex" xmlns:cx3="http://schemas.microsoft.com/office/drawing/2016/5/9/chartex" xmlns:cx4="http://schemas.microsoft.com/office/drawing/2016/5/10/chartex" xmlns:cx5="http://schemas.microsoft.com/office/drawing/2016/5/11/chartex" xmlns:cx6="http://schemas.microsoft.com/office/drawing/2016/5/12/chartex" xmlns:cx7="http://schemas.microsoft.com/office/drawing/2016/5/13/chartex" xmlns:cx8="http://schemas.microsoft.com/office/drawing/2016/5/14/chartex" xmlns:mc="http://schemas.openxmlformats.org/markup-compatibility/2006" xmlns:aink="http://schemas.microsoft.com/office/drawing/2016/ink" xmlns:am3d="http://schemas.microsoft.com/office/drawing/2017/model3d" xmlns:o="urn:schemas-microsoft-com:office:office" xmlns:oel="http://schemas.microsoft.com/office/2019/extlst" xmlns:r="http://schemas.openxmlformats.org/officeDocument/2006/relationships" xmlns:m="http://schemas.openxmlformats.org/officeDocument/2006/math" xmlns:v="urn:schemas-microsoft-com:vml" xmlns:wp14="http://schemas.microsoft.com/office/word/2010/wordprocessingDrawing" xmlns:wp="http://schemas.openxmlformats.org/drawingml/2006/wordprocessingDrawing" xmlns:w10="urn:schemas-microsoft-com:office:word" xmlns:w="http://schemas.openxmlformats.org/wordprocessingml/2006/main" xmlns:w14="http://schemas.microsoft.com/office/word/2010/wordml" xmlns:w15="http://schemas.microsoft.com/office/word/2012/wordml" xmlns:w16cex="http://schemas.microsoft.com/office/word/2018/wordml/cex" xmlns:w16cid="http://schemas.microsoft.com/office/word/2016/wordml/cid" xmlns:w16="http://schemas.microsoft.com/office/word/2018/wordml" xmlns:w16du="http://schemas.microsoft.com/office/word/2023/wordml/word16du" xmlns:w16sdtdh="http://schemas.microsoft.com/office/word/2020/wordml/sdtdatahash" xmlns:w16sdtfl="http://schemas.microsoft.com/office/word/2024/wordml/sdtformatlock" xmlns:w16se="http://schemas.microsoft.com/office/word/2015/wordml/symex" xmlns:wpg="http://schemas.microsoft.com/office/word/2010/wordprocessingGroup" xmlns:wpi="http://schemas.microsoft.com/office/word/2010/wordprocessingInk" xmlns:wne="http://schemas.microsoft.com/office/word/2006/wordml" xmlns:wps="http://schemas.microsoft.com/office/word/2010/wordprocessingShape" mc:Ignorable="w14 w15 w16se w16cid w16 w16cex w16sdtdh w16sdtfl w16du wp14">
+<w:endnotes xmlns:wpc="http://schemas.microsoft.com/office/word/2010/wordprocessingCanvas" xmlns:cx="http://schemas.microsoft.com/office/drawing/2014/chartex" xmlns:cx1="http://schemas.microsoft.com/office/drawing/2015/9/8/chartex" xmlns:cx2="http://schemas.microsoft.com/office/drawing/2015/10/21/chartex" xmlns:cx3="http://schemas.microsoft.com/office/drawing/2016/5/9/chartex" xmlns:cx4="http://schemas.microsoft.com/office/drawing/2016/5/10/chartex" xmlns:cx5="http://schemas.microsoft.com/office/drawing/2016/5/11/chartex" xmlns:cx6="http://schemas.microsoft.com/office/drawing/2016/5/12/chartex" xmlns:cx7="http://schemas.microsoft.com/office/drawing/2016/5/13/chartex" xmlns:cx8="http://schemas.microsoft.com/office/drawing/2016/5/14/chartex" xmlns:mc="http://schemas.openxmlformats.org/markup-compatibility/2006" xmlns:aink="http://schemas.microsoft.com/office/drawing/2016/ink" xmlns:am3d="http://schemas.microsoft.com/office/drawing/2017/model3d" xmlns:o="urn:schemas-microsoft-com:office:office" xmlns:oel="http://schemas.microsoft.com/office/2019/extlst" xmlns:r="http://schemas.openxmlformats.org/officeDocument/2006/relationships" xmlns:m="http://schemas.openxmlformats.org/officeDocument/2006/math" xmlns:v="urn:schemas-microsoft-com:vml" xmlns:wp14="http://schemas.microsoft.com/office/word/2010/wordprocessingDrawing" xmlns:wp="http://schemas.openxmlformats.org/drawingml/2006/wordprocessingDrawing" xmlns:w10="urn:schemas-microsoft-com:office:word" xmlns:w="http://schemas.openxmlformats.org/wordprocessingml/2006/main" xmlns:w14="http://schemas.microsoft.com/office/word/2010/wordml" xmlns:w15="http://schemas.microsoft.com/office/word/2012/wordml" xmlns:w16cei="http://schemas.microsoft.com/office/word/2026/wordml/cei" xmlns:w16cex="http://schemas.microsoft.com/office/word/2018/wordml/cex" xmlns:w16cid="http://schemas.microsoft.com/office/word/2016/wordml/cid" xmlns:w16="http://schemas.microsoft.com/office/word/2018/wordml" xmlns:w16du="http://schemas.microsoft.com/office/word/2023/wordml/word16du" xmlns:w16sdtdh="http://schemas.microsoft.com/office/word/2020/wordml/sdtdatahash" xmlns:w16sdtfl="http://schemas.microsoft.com/office/word/2024/wordml/sdtformatlock" xmlns:w16se="http://schemas.microsoft.com/office/word/2015/wordml/symex" xmlns:wpg="http://schemas.microsoft.com/office/word/2010/wordprocessingGroup" xmlns:wpi="http://schemas.microsoft.com/office/word/2010/wordprocessingInk" xmlns:wne="http://schemas.microsoft.com/office/word/2006/wordml" xmlns:wps="http://schemas.microsoft.com/office/word/2010/wordprocessingShape" mc:Ignorable="w14 w15 w16se w16cid w16 w16cex w16sdtdh w16sdtfl w16du wp14">
   <w:endnote w:type="separator" w:id="-1">
     <w:p>
       <w:r>
@@ -859,7 +1364,7 @@
 </file>
 
 <file path=word/footnotes.xml><?xml version="1.0" encoding="utf-8"?>
-<w:footnotes xmlns:wpc="http://schemas.microsoft.com/office/word/2010/wordprocessingCanvas" xmlns:cx="http://schemas.microsoft.com/office/drawing/2014/chartex" xmlns:cx1="http://schemas.microsoft.com/office/drawing/2015/9/8/chartex" xmlns:cx2="http://schemas.microsoft.com/office/drawing/2015/10/21/chartex" xmlns:cx3="http://schemas.microsoft.com/office/drawing/2016/5/9/chartex" xmlns:cx4="http://schemas.microsoft.com/office/drawing/2016/5/10/chartex" xmlns:cx5="http://schemas.microsoft.com/office/drawing/2016/5/11/chartex" xmlns:cx6="http://schemas.microsoft.com/office/drawing/2016/5/12/chartex" xmlns:cx7="http://schemas.microsoft.com/office/drawing/2016/5/13/chartex" xmlns:cx8="http://schemas.microsoft.com/office/drawing/2016/5/14/chartex" xmlns:mc="http://schemas.openxmlformats.org/markup-compatibility/2006" xmlns:aink="http://schemas.microsoft.com/office/drawing/2016/ink" xmlns:am3d="http://schemas.microsoft.com/office/drawing/2017/model3d" xmlns:o="urn:schemas-microsoft-com:office:office" xmlns:oel="http://schemas.microsoft.com/office/2019/extlst" xmlns:r="http://schemas.openxmlformats.org/officeDocument/2006/relationships" xmlns:m="http://schemas.openxmlformats.org/officeDocument/2006/math" xmlns:v="urn:schemas-microsoft-com:vml" xmlns:wp14="http://schemas.microsoft.com/office/word/2010/wordprocessingDrawing" xmlns:wp="http://schemas.openxmlformats.org/drawingml/2006/wordprocessingDrawing" xmlns:w10="urn:schemas-microsoft-com:office:word" xmlns:w="http://schemas.openxmlformats.org/wordprocessingml/2006/main" xmlns:w14="http://schemas.microsoft.com/office/word/2010/wordml" xmlns:w15="http://schemas.microsoft.com/office/word/2012/wordml" xmlns:w16cex="http://schemas.microsoft.com/office/word/2018/wordml/cex" xmlns:w16cid="http://schemas.microsoft.com/office/word/2016/wordml/cid" xmlns:w16="http://schemas.microsoft.com/office/word/2018/wordml" xmlns:w16du="http://schemas.microsoft.com/office/word/2023/wordml/word16du" xmlns:w16sdtdh="http://schemas.microsoft.com/office/word/2020/wordml/sdtdatahash" xmlns:w16sdtfl="http://schemas.microsoft.com/office/word/2024/wordml/sdtformatlock" xmlns:w16se="http://schemas.microsoft.com/office/word/2015/wordml/symex" xmlns:wpg="http://schemas.microsoft.com/office/word/2010/wordprocessingGroup" xmlns:wpi="http://schemas.microsoft.com/office/word/2010/wordprocessingInk" xmlns:wne="http://schemas.microsoft.com/office/word/2006/wordml" xmlns:wps="http://schemas.microsoft.com/office/word/2010/wordprocessingShape" mc:Ignorable="w14 w15 w16se w16cid w16 w16cex w16sdtdh w16sdtfl w16du wp14">
+<w:footnotes xmlns:wpc="http://schemas.microsoft.com/office/word/2010/wordprocessingCanvas" xmlns:cx="http://schemas.microsoft.com/office/drawing/2014/chartex" xmlns:cx1="http://schemas.microsoft.com/office/drawing/2015/9/8/chartex" xmlns:cx2="http://schemas.microsoft.com/office/drawing/2015/10/21/chartex" xmlns:cx3="http://schemas.microsoft.com/office/drawing/2016/5/9/chartex" xmlns:cx4="http://schemas.microsoft.com/office/drawing/2016/5/10/chartex" xmlns:cx5="http://schemas.microsoft.com/office/drawing/2016/5/11/chartex" xmlns:cx6="http://schemas.microsoft.com/office/drawing/2016/5/12/chartex" xmlns:cx7="http://schemas.microsoft.com/office/drawing/2016/5/13/chartex" xmlns:cx8="http://schemas.microsoft.com/office/drawing/2016/5/14/chartex" xmlns:mc="http://schemas.openxmlformats.org/markup-compatibility/2006" xmlns:aink="http://schemas.microsoft.com/office/drawing/2016/ink" xmlns:am3d="http://schemas.microsoft.com/office/drawing/2017/model3d" xmlns:o="urn:schemas-microsoft-com:office:office" xmlns:oel="http://schemas.microsoft.com/office/2019/extlst" xmlns:r="http://schemas.openxmlformats.org/officeDocument/2006/relationships" xmlns:m="http://schemas.openxmlformats.org/officeDocument/2006/math" xmlns:v="urn:schemas-microsoft-com:vml" xmlns:wp14="http://schemas.microsoft.com/office/word/2010/wordprocessingDrawing" xmlns:wp="http://schemas.openxmlformats.org/drawingml/2006/wordprocessingDrawing" xmlns:w10="urn:schemas-microsoft-com:office:word" xmlns:w="http://schemas.openxmlformats.org/wordprocessingml/2006/main" xmlns:w14="http://schemas.microsoft.com/office/word/2010/wordml" xmlns:w15="http://schemas.microsoft.com/office/word/2012/wordml" xmlns:w16cei="http://schemas.microsoft.com/office/word/2026/wordml/cei" xmlns:w16cex="http://schemas.microsoft.com/office/word/2018/wordml/cex" xmlns:w16cid="http://schemas.microsoft.com/office/word/2016/wordml/cid" xmlns:w16="http://schemas.microsoft.com/office/word/2018/wordml" xmlns:w16du="http://schemas.microsoft.com/office/word/2023/wordml/word16du" xmlns:w16sdtdh="http://schemas.microsoft.com/office/word/2020/wordml/sdtdatahash" xmlns:w16sdtfl="http://schemas.microsoft.com/office/word/2024/wordml/sdtformatlock" xmlns:w16se="http://schemas.microsoft.com/office/word/2015/wordml/symex" xmlns:wpg="http://schemas.microsoft.com/office/word/2010/wordprocessingGroup" xmlns:wpi="http://schemas.microsoft.com/office/word/2010/wordprocessingInk" xmlns:wne="http://schemas.microsoft.com/office/word/2006/wordml" xmlns:wps="http://schemas.microsoft.com/office/word/2010/wordprocessingShape" mc:Ignorable="w14 w15 w16se w16cid w16 w16cex w16sdtdh w16sdtfl w16du wp14">
   <w:footnote w:type="separator" w:id="-1">
     <w:p>
       <w:r>
@@ -878,7 +1383,7 @@
 </file>
 
 <file path=word/header1.xml><?xml version="1.0" encoding="utf-8"?>
-<w:hdr xmlns:wpc="http://schemas.microsoft.com/office/word/2010/wordprocessingCanvas" xmlns:cx="http://schemas.microsoft.com/office/drawing/2014/chartex" xmlns:cx1="http://schemas.microsoft.com/office/drawing/2015/9/8/chartex" xmlns:cx2="http://schemas.microsoft.com/office/drawing/2015/10/21/chartex" xmlns:cx3="http://schemas.microsoft.com/office/drawing/2016/5/9/chartex" xmlns:cx4="http://schemas.microsoft.com/office/drawing/2016/5/10/chartex" xmlns:cx5="http://schemas.microsoft.com/office/drawing/2016/5/11/chartex" xmlns:cx6="http://schemas.microsoft.com/office/drawing/2016/5/12/chartex" xmlns:cx7="http://schemas.microsoft.com/office/drawing/2016/5/13/chartex" xmlns:cx8="http://schemas.microsoft.com/office/drawing/2016/5/14/chartex" xmlns:mc="http://schemas.openxmlformats.org/markup-compatibility/2006" xmlns:aink="http://schemas.microsoft.com/office/drawing/2016/ink" xmlns:am3d="http://schemas.microsoft.com/office/drawing/2017/model3d" xmlns:o="urn:schemas-microsoft-com:office:office" xmlns:oel="http://schemas.microsoft.com/office/2019/extlst" xmlns:r="http://schemas.openxmlformats.org/officeDocument/2006/relationships" xmlns:m="http://schemas.openxmlformats.org/officeDocument/2006/math" xmlns:v="urn:schemas-microsoft-com:vml" xmlns:wp14="http://schemas.microsoft.com/office/word/2010/wordprocessingDrawing" xmlns:wp="http://schemas.openxmlformats.org/drawingml/2006/wordprocessingDrawing" xmlns:w10="urn:schemas-microsoft-com:office:word" xmlns:w="http://schemas.openxmlformats.org/wordprocessingml/2006/main" xmlns:w14="http://schemas.microsoft.com/office/word/2010/wordml" xmlns:w15="http://schemas.microsoft.com/office/word/2012/wordml" xmlns:w16cex="http://schemas.microsoft.com/office/word/2018/wordml/cex" xmlns:w16cid="http://schemas.microsoft.com/office/word/2016/wordml/cid" xmlns:w16="http://schemas.microsoft.com/office/word/2018/wordml" xmlns:w16du="http://schemas.microsoft.com/office/word/2023/wordml/word16du" xmlns:w16sdtdh="http://schemas.microsoft.com/office/word/2020/wordml/sdtdatahash" xmlns:w16sdtfl="http://schemas.microsoft.com/office/word/2024/wordml/sdtformatlock" xmlns:w16se="http://schemas.microsoft.com/office/word/2015/wordml/symex" xmlns:wpg="http://schemas.microsoft.com/office/word/2010/wordprocessingGroup" xmlns:wpi="http://schemas.microsoft.com/office/word/2010/wordprocessingInk" xmlns:wne="http://schemas.microsoft.com/office/word/2006/wordml" xmlns:wps="http://schemas.microsoft.com/office/word/2010/wordprocessingShape" mc:Ignorable="w14 w15 w16se w16cid w16 w16cex w16sdtdh w16sdtfl w16du wp14">
+<w:hdr xmlns:wpc="http://schemas.microsoft.com/office/word/2010/wordprocessingCanvas" xmlns:cx="http://schemas.microsoft.com/office/drawing/2014/chartex" xmlns:cx1="http://schemas.microsoft.com/office/drawing/2015/9/8/chartex" xmlns:cx2="http://schemas.microsoft.com/office/drawing/2015/10/21/chartex" xmlns:cx3="http://schemas.microsoft.com/office/drawing/2016/5/9/chartex" xmlns:cx4="http://schemas.microsoft.com/office/drawing/2016/5/10/chartex" xmlns:cx5="http://schemas.microsoft.com/office/drawing/2016/5/11/chartex" xmlns:cx6="http://schemas.microsoft.com/office/drawing/2016/5/12/chartex" xmlns:cx7="http://schemas.microsoft.com/office/drawing/2016/5/13/chartex" xmlns:cx8="http://schemas.microsoft.com/office/drawing/2016/5/14/chartex" xmlns:mc="http://schemas.openxmlformats.org/markup-compatibility/2006" xmlns:aink="http://schemas.microsoft.com/office/drawing/2016/ink" xmlns:am3d="http://schemas.microsoft.com/office/drawing/2017/model3d" xmlns:o="urn:schemas-microsoft-com:office:office" xmlns:oel="http://schemas.microsoft.com/office/2019/extlst" xmlns:r="http://schemas.openxmlformats.org/officeDocument/2006/relationships" xmlns:m="http://schemas.openxmlformats.org/officeDocument/2006/math" xmlns:v="urn:schemas-microsoft-com:vml" xmlns:wp14="http://schemas.microsoft.com/office/word/2010/wordprocessingDrawing" xmlns:wp="http://schemas.openxmlformats.org/drawingml/2006/wordprocessingDrawing" xmlns:w10="urn:schemas-microsoft-com:office:word" xmlns:w="http://schemas.openxmlformats.org/wordprocessingml/2006/main" xmlns:w14="http://schemas.microsoft.com/office/word/2010/wordml" xmlns:w15="http://schemas.microsoft.com/office/word/2012/wordml" xmlns:w16cei="http://schemas.microsoft.com/office/word/2026/wordml/cei" xmlns:w16cex="http://schemas.microsoft.com/office/word/2018/wordml/cex" xmlns:w16cid="http://schemas.microsoft.com/office/word/2016/wordml/cid" xmlns:w16="http://schemas.microsoft.com/office/word/2018/wordml" xmlns:w16du="http://schemas.microsoft.com/office/word/2023/wordml/word16du" xmlns:w16sdtdh="http://schemas.microsoft.com/office/word/2020/wordml/sdtdatahash" xmlns:w16sdtfl="http://schemas.microsoft.com/office/word/2024/wordml/sdtformatlock" xmlns:w16se="http://schemas.microsoft.com/office/word/2015/wordml/symex" xmlns:wpg="http://schemas.microsoft.com/office/word/2010/wordprocessingGroup" xmlns:wpi="http://schemas.microsoft.com/office/word/2010/wordprocessingInk" xmlns:wne="http://schemas.microsoft.com/office/word/2006/wordml" xmlns:wps="http://schemas.microsoft.com/office/word/2010/wordprocessingShape" mc:Ignorable="w14 w15 w16se w16cid w16 w16cex w16sdtdh w16sdtfl w16du wp14">
   <w:p>
     <w:pPr>
       <w:pStyle w:val="En-tte"/>
@@ -888,7 +1393,7 @@
 </file>
 
 <file path=word/numbering.xml><?xml version="1.0" encoding="utf-8"?>
-<w:numbering xmlns:wpc="http://schemas.microsoft.com/office/word/2010/wordprocessingCanvas" xmlns:cx="http://schemas.microsoft.com/office/drawing/2014/chartex" xmlns:cx1="http://schemas.microsoft.com/office/drawing/2015/9/8/chartex" xmlns:cx2="http://schemas.microsoft.com/office/drawing/2015/10/21/chartex" xmlns:cx3="http://schemas.microsoft.com/office/drawing/2016/5/9/chartex" xmlns:cx4="http://schemas.microsoft.com/office/drawing/2016/5/10/chartex" xmlns:cx5="http://schemas.microsoft.com/office/drawing/2016/5/11/chartex" xmlns:cx6="http://schemas.microsoft.com/office/drawing/2016/5/12/chartex" xmlns:cx7="http://schemas.microsoft.com/office/drawing/2016/5/13/chartex" xmlns:cx8="http://schemas.microsoft.com/office/drawing/2016/5/14/chartex" xmlns:mc="http://schemas.openxmlformats.org/markup-compatibility/2006" xmlns:aink="http://schemas.microsoft.com/office/drawing/2016/ink" xmlns:am3d="http://schemas.microsoft.com/office/drawing/2017/model3d" xmlns:o="urn:schemas-microsoft-com:office:office" xmlns:oel="http://schemas.microsoft.com/office/2019/extlst" xmlns:r="http://schemas.openxmlformats.org/officeDocument/2006/relationships" xmlns:m="http://schemas.openxmlformats.org/officeDocument/2006/math" xmlns:v="urn:schemas-microsoft-com:vml" xmlns:wp14="http://schemas.microsoft.com/office/word/2010/wordprocessingDrawing" xmlns:wp="http://schemas.openxmlformats.org/drawingml/2006/wordprocessingDrawing" xmlns:w10="urn:schemas-microsoft-com:office:word" xmlns:w="http://schemas.openxmlformats.org/wordprocessingml/2006/main" xmlns:w14="http://schemas.microsoft.com/office/word/2010/wordml" xmlns:w15="http://schemas.microsoft.com/office/word/2012/wordml" xmlns:w16cex="http://schemas.microsoft.com/office/word/2018/wordml/cex" xmlns:w16cid="http://schemas.microsoft.com/office/word/2016/wordml/cid" xmlns:w16="http://schemas.microsoft.com/office/word/2018/wordml" xmlns:w16du="http://schemas.microsoft.com/office/word/2023/wordml/word16du" xmlns:w16sdtdh="http://schemas.microsoft.com/office/word/2020/wordml/sdtdatahash" xmlns:w16sdtfl="http://schemas.microsoft.com/office/word/2024/wordml/sdtformatlock" xmlns:w16se="http://schemas.microsoft.com/office/word/2015/wordml/symex" xmlns:wpg="http://schemas.microsoft.com/office/word/2010/wordprocessingGroup" xmlns:wpi="http://schemas.microsoft.com/office/word/2010/wordprocessingInk" xmlns:wne="http://schemas.microsoft.com/office/word/2006/wordml" xmlns:wps="http://schemas.microsoft.com/office/word/2010/wordprocessingShape" mc:Ignorable="w14 w15 w16se w16cid w16 w16cex w16sdtdh w16sdtfl w16du wp14">
+<w:numbering xmlns:wpc="http://schemas.microsoft.com/office/word/2010/wordprocessingCanvas" xmlns:cx="http://schemas.microsoft.com/office/drawing/2014/chartex" xmlns:cx1="http://schemas.microsoft.com/office/drawing/2015/9/8/chartex" xmlns:cx2="http://schemas.microsoft.com/office/drawing/2015/10/21/chartex" xmlns:cx3="http://schemas.microsoft.com/office/drawing/2016/5/9/chartex" xmlns:cx4="http://schemas.microsoft.com/office/drawing/2016/5/10/chartex" xmlns:cx5="http://schemas.microsoft.com/office/drawing/2016/5/11/chartex" xmlns:cx6="http://schemas.microsoft.com/office/drawing/2016/5/12/chartex" xmlns:cx7="http://schemas.microsoft.com/office/drawing/2016/5/13/chartex" xmlns:cx8="http://schemas.microsoft.com/office/drawing/2016/5/14/chartex" xmlns:mc="http://schemas.openxmlformats.org/markup-compatibility/2006" xmlns:aink="http://schemas.microsoft.com/office/drawing/2016/ink" xmlns:am3d="http://schemas.microsoft.com/office/drawing/2017/model3d" xmlns:o="urn:schemas-microsoft-com:office:office" xmlns:oel="http://schemas.microsoft.com/office/2019/extlst" xmlns:r="http://schemas.openxmlformats.org/officeDocument/2006/relationships" xmlns:m="http://schemas.openxmlformats.org/officeDocument/2006/math" xmlns:v="urn:schemas-microsoft-com:vml" xmlns:wp14="http://schemas.microsoft.com/office/word/2010/wordprocessingDrawing" xmlns:wp="http://schemas.openxmlformats.org/drawingml/2006/wordprocessingDrawing" xmlns:w10="urn:schemas-microsoft-com:office:word" xmlns:w="http://schemas.openxmlformats.org/wordprocessingml/2006/main" xmlns:w14="http://schemas.microsoft.com/office/word/2010/wordml" xmlns:w15="http://schemas.microsoft.com/office/word/2012/wordml" xmlns:w16cei="http://schemas.microsoft.com/office/word/2026/wordml/cei" xmlns:w16cex="http://schemas.microsoft.com/office/word/2018/wordml/cex" xmlns:w16cid="http://schemas.microsoft.com/office/word/2016/wordml/cid" xmlns:w16="http://schemas.microsoft.com/office/word/2018/wordml" xmlns:w16du="http://schemas.microsoft.com/office/word/2023/wordml/word16du" xmlns:w16sdtdh="http://schemas.microsoft.com/office/word/2020/wordml/sdtdatahash" xmlns:w16sdtfl="http://schemas.microsoft.com/office/word/2024/wordml/sdtformatlock" xmlns:w16se="http://schemas.microsoft.com/office/word/2015/wordml/symex" xmlns:wpg="http://schemas.microsoft.com/office/word/2010/wordprocessingGroup" xmlns:wpi="http://schemas.microsoft.com/office/word/2010/wordprocessingInk" xmlns:wne="http://schemas.microsoft.com/office/word/2006/wordml" xmlns:wps="http://schemas.microsoft.com/office/word/2010/wordprocessingShape" mc:Ignorable="w14 w15 w16se w16cid w16 w16cex w16sdtdh w16sdtfl w16du wp14">
   <w:abstractNum w:abstractNumId="0" w15:restartNumberingAfterBreak="0">
     <w:nsid w:val="12E76D69"/>
     <w:multiLevelType w:val="hybridMultilevel"/>
@@ -2198,6 +2703,7 @@
   <w:style w:type="paragraph" w:default="1" w:styleId="Normal">
     <w:name w:val="Normal"/>
     <w:qFormat/>
+    <w:rsid w:val="00EC7DC1"/>
   </w:style>
   <w:style w:type="paragraph" w:styleId="Titre1">
     <w:name w:val="heading 1"/>
@@ -2293,6 +2799,7 @@
   <w:style w:type="character" w:default="1" w:styleId="Policepardfaut">
     <w:name w:val="Default Paragraph Font"/>
     <w:uiPriority w:val="1"/>
+    <w:semiHidden/>
     <w:unhideWhenUsed/>
   </w:style>
   <w:style w:type="table" w:default="1" w:styleId="TableauNormal">
